--- a/inst/quarto/word_report_demo.docx
+++ b/inst/quarto/word_report_demo.docx
@@ -7,25 +7,7 @@
         <w:pStyle w:val="Title"/>
       </w:pPr>
       <w:r>
-        <w:t xml:space="preserve">Swiss</w:t>
-      </w:r>
-      <w:r>
-        <w:t xml:space="preserve"> </w:t>
-      </w:r>
-      <w:r>
-        <w:t xml:space="preserve">TPH</w:t>
-      </w:r>
-      <w:r>
-        <w:t xml:space="preserve"> </w:t>
-      </w:r>
-      <w:r>
-        <w:t xml:space="preserve">report</w:t>
-      </w:r>
-      <w:r>
-        <w:t xml:space="preserve"> </w:t>
-      </w:r>
-      <w:r>
-        <w:t xml:space="preserve">example</w:t>
+        <w:t xml:space="preserve">Swiss TPH Word report example</w:t>
       </w:r>
     </w:p>
     <w:p>
@@ -33,43 +15,7 @@
         <w:pStyle w:val="Subtitle"/>
       </w:pPr>
       <w:r>
-        <w:t xml:space="preserve">Sub-Title</w:t>
-      </w:r>
-      <w:r>
-        <w:t xml:space="preserve"> </w:t>
-      </w:r>
-      <w:r>
-        <w:t xml:space="preserve">of</w:t>
-      </w:r>
-      <w:r>
-        <w:t xml:space="preserve"> </w:t>
-      </w:r>
-      <w:r>
-        <w:t xml:space="preserve">Document</w:t>
-      </w:r>
-      <w:r>
-        <w:t xml:space="preserve"> </w:t>
-      </w:r>
-      <w:r>
-        <w:t xml:space="preserve">Name</w:t>
-      </w:r>
-      <w:r>
-        <w:t xml:space="preserve"> </w:t>
-      </w:r>
-      <w:r>
-        <w:t xml:space="preserve">of</w:t>
-      </w:r>
-      <w:r>
-        <w:t xml:space="preserve"> </w:t>
-      </w:r>
-      <w:r>
-        <w:t xml:space="preserve">Project/Mandate,</w:t>
-      </w:r>
-      <w:r>
-        <w:t xml:space="preserve"> </w:t>
-      </w:r>
-      <w:r>
-        <w:t xml:space="preserve">etc…</w:t>
+        <w:t xml:space="preserve">Sub-Title of Document Name of Project/Mandate, etc…</w:t>
       </w:r>
     </w:p>
     <w:p>
@@ -77,90 +23,82 @@
         <w:pStyle w:val="Author"/>
       </w:pPr>
       <w:r>
-        <w:t xml:space="preserve">Jane</w:t>
+        <w:t xml:space="preserve">Jane Doe</w:t>
+      </w:r>
+      <w:r>
+        <w:rPr>
+          <w:vertAlign w:val="superscript"/>
+        </w:rPr>
+        <w:t xml:space="preserve">*,1,2,✉</w:t>
       </w:r>
       <w:r>
         <w:t xml:space="preserve"> </w:t>
       </w:r>
       <w:r>
-        <w:t xml:space="preserve">Doe</w:t>
+        <w:t xml:space="preserve">and John Doe</w:t>
+      </w:r>
+      <w:r>
+        <w:rPr>
+          <w:vertAlign w:val="superscript"/>
+        </w:rPr>
+        <w:t xml:space="preserve">*,2</w:t>
       </w:r>
     </w:p>
     <w:p>
       <w:pPr>
-        <w:pStyle w:val="Author"/>
-      </w:pPr>
-      <w:r>
-        <w:t xml:space="preserve">John</w:t>
-      </w:r>
-      <w:r>
-        <w:t xml:space="preserve"> </w:t>
-      </w:r>
-      <w:r>
-        <w:t xml:space="preserve">Doe</w:t>
+        <w:pStyle w:val="Date"/>
+      </w:pPr>
+      <w:r>
+        <w:t xml:space="preserve">2026-06-11</w:t>
       </w:r>
     </w:p>
     <w:p>
       <w:pPr>
-        <w:pStyle w:val="Date"/>
-      </w:pPr>
-      <w:r>
-        <w:t xml:space="preserve">2023-12-06</w:t>
-      </w:r>
-    </w:p>
-    <w:sdt>
-      <w:sdtPr>
-        <w:docPartObj>
-          <w:docPartGallery w:val="Table of Contents"/>
-          <w:docPartUnique/>
-        </w:docPartObj>
-      </w:sdtPr>
-      <w:sdtContent>
-        <w:p>
-          <w:pPr>
-            <w:pStyle w:val="TOCHeading"/>
-          </w:pPr>
-          <w:r>
-            <w:t xml:space="preserve">Table</w:t>
-          </w:r>
-          <w:r>
-            <w:t xml:space="preserve"> </w:t>
-          </w:r>
-          <w:r>
-            <w:t xml:space="preserve">of</w:t>
-          </w:r>
-          <w:r>
-            <w:t xml:space="preserve"> </w:t>
-          </w:r>
-          <w:r>
-            <w:t xml:space="preserve">contents</w:t>
-          </w:r>
-        </w:p>
-        <w:p>
-          <w:r>
-            <w:fldChar w:fldCharType="begin" w:dirty="true"/>
-            <w:instrText xml:space="preserve">TOC \o "1-3" \h \z \u</w:instrText>
-            <w:fldChar w:fldCharType="separate"/>
-            <w:fldChar w:fldCharType="end"/>
-          </w:r>
-        </w:p>
-      </w:sdtContent>
-    </w:sdt>
-    <w:bookmarkStart w:id="20" w:name="executive-summary"/>
-    <w:p>
-      <w:pPr>
-        <w:pStyle w:val="Heading1"/>
-      </w:pPr>
-      <w:r>
-        <w:t xml:space="preserve">Executive summary</w:t>
+        <w:pStyle w:val="FirstParagraph"/>
+      </w:pPr>
+      <w:r>
+        <w:rPr>
+          <w:vertAlign w:val="superscript"/>
+        </w:rPr>
+        <w:t xml:space="preserve">*</w:t>
+      </w:r>
+      <w:r>
+        <w:t xml:space="preserve"> </w:t>
+      </w:r>
+      <w:r>
+        <w:t xml:space="preserve">These authors contributed equally to this work.</w:t>
       </w:r>
     </w:p>
     <w:p>
       <w:pPr>
-        <w:pStyle w:val="FirstParagraph"/>
-      </w:pPr>
-      <w:r>
-        <w:t xml:space="preserve">The European languages are members of the same family. Their separate existence is a myth. For science, music, sport, etc., Europe uses the same vocabulary. The languages only differ in their grammar, their pronunciation and their most common words. Everyone realises why a new common language would be desirable: one could refuse to pay expensive translators. To achieve this, it would be necessary to have uniform grammar, pronunciation and more common words. If several languages coalesce, the grammar of the resulting language is more simple and regular than that of the individual languages. The new common language will be more simple and regular than the existing European languages. It will be as simple as Occidental; in fact, it will be Occidental. To an English person, it will seem like simplified English, as a sceptical Cambridge friend of mine told me what Occidental is. The European languages are members of the same family. Their separate existence is a myth. For science, music, sport, etc., Europe uses the same vocabulary.</w:t>
+        <w:pStyle w:val="BodyText"/>
+      </w:pPr>
+      <w:r>
+        <w:rPr>
+          <w:vertAlign w:val="superscript"/>
+        </w:rPr>
+        <w:t xml:space="preserve">1</w:t>
+      </w:r>
+      <w:r>
+        <w:t xml:space="preserve"> </w:t>
+      </w:r>
+      <w:r>
+        <w:t xml:space="preserve">Swiss Tropical and Public Health Institute, Basel, Switzerland</w:t>
+      </w:r>
+      <w:r>
+        <w:br/>
+      </w:r>
+      <w:r>
+        <w:rPr>
+          <w:vertAlign w:val="superscript"/>
+        </w:rPr>
+        <w:t xml:space="preserve">2</w:t>
+      </w:r>
+      <w:r>
+        <w:t xml:space="preserve"> </w:t>
+      </w:r>
+      <w:r>
+        <w:t xml:space="preserve">University of Basel, Basel, Switzerland</w:t>
       </w:r>
     </w:p>
     <w:p>
@@ -168,17 +106,36 @@
         <w:pStyle w:val="BodyText"/>
       </w:pPr>
       <w:r>
-        <w:t xml:space="preserve">The languages only differ in their grammar, their pronunciation and their most common words. Everyone realises why a new common language would be desirable: one could refuse to pay expensive translators.</w:t>
-      </w:r>
+        <w:rPr>
+          <w:vertAlign w:val="superscript"/>
+        </w:rPr>
+        <w:t xml:space="preserve">✉</w:t>
+      </w:r>
+      <w:r>
+        <w:t xml:space="preserve"> </w:t>
+      </w:r>
+      <w:r>
+        <w:t xml:space="preserve">Correspondence:</w:t>
+      </w:r>
+      <w:r>
+        <w:t xml:space="preserve"> </w:t>
+      </w:r>
+      <w:hyperlink r:id="rId20">
+        <w:r>
+          <w:rPr>
+            <w:rStyle w:val="Hyperlink"/>
+          </w:rPr>
+          <w:t xml:space="preserve">Jane Doe &lt;jand.doe@swisstph.ch&gt;</w:t>
+        </w:r>
+      </w:hyperlink>
     </w:p>
-    <w:bookmarkEnd w:id="20"/>
-    <w:bookmarkStart w:id="24" w:name="example-heading-1"/>
+    <w:bookmarkStart w:id="21" w:name="executive-summary"/>
     <w:p>
       <w:pPr>
         <w:pStyle w:val="Heading1"/>
       </w:pPr>
       <w:r>
-        <w:t xml:space="preserve">1. Example Heading 1</w:t>
+        <w:t xml:space="preserve">Executive summary</w:t>
       </w:r>
     </w:p>
     <w:p>
@@ -186,33 +143,25 @@
         <w:pStyle w:val="FirstParagraph"/>
       </w:pPr>
       <w:r>
-        <w:t xml:space="preserve">The European languages are members of the same family. Their separate existence is a myth. For science, music, sport, etc., Europe uses the same vocabulary. The languages only differ in their grammar, their pronunciation and their most common words.</w:t>
-      </w:r>
-    </w:p>
-    <w:bookmarkStart w:id="23" w:name="example-heading-2"/>
-    <w:p>
-      <w:pPr>
-        <w:pStyle w:val="Heading2"/>
-      </w:pPr>
-      <w:r>
-        <w:t xml:space="preserve">1.1 Example Heading 2</w:t>
+        <w:t xml:space="preserve">The European languages are members of the same family. Their separate existence is a myth. For science, music, sport, etc., Europe uses the same vocabulary. The languages only differ in their grammar, their pronunciation and their most common words. Everyone realises why a new common language would be desirable: one could refuse to pay expensive translators. To achieve this, it would be necessary to have uniform grammar, pronunciation and more common words. If several languages coalesce, the grammar of the resulting language is more simple and regular than that of the individual languages. The new common language will be more simple and regular than the existing European languages. It will be as simple as Occidental; in fact, it will be Occidental. To an English person, it will seem like simplified English, as a sceptical Cambridge friend of mine told me what Occidental is. The European languages are members of the same family. Their separate existence is a myth. For science, music, sport, etc., Europe uses the same vocabulary.</w:t>
       </w:r>
     </w:p>
     <w:p>
       <w:pPr>
-        <w:pStyle w:val="FirstParagraph"/>
-      </w:pPr>
-      <w:r>
-        <w:t xml:space="preserve">The European languages are members of the same family. Their separate existence is a myth. For science, music, sport, etc., Europe uses the same vocabulary. The languages only differ in their grammar, their pronunciation and their most common words. Everyone realises why a new common language would be desirable: one could refuse to pay expensive translators. To achieve this, it would be necessary to have uniform grammar, pronunciation and more common words. If several languages coalesce, the grammar of the resulting language is simpler and more regular than that of the individual languages.</w:t>
+        <w:pStyle w:val="BodyText"/>
+      </w:pPr>
+      <w:r>
+        <w:t xml:space="preserve">The languages only differ in their grammar, their pronunciation and their most common words. Everyone realises why a new common language would be desirable: one could refuse to pay expensive translators.</w:t>
       </w:r>
     </w:p>
-    <w:bookmarkStart w:id="22" w:name="example-heading-3"/>
+    <w:bookmarkEnd w:id="21"/>
+    <w:bookmarkStart w:id="25" w:name="example-heading-1"/>
     <w:p>
       <w:pPr>
-        <w:pStyle w:val="Heading3"/>
-      </w:pPr>
-      <w:r>
-        <w:t xml:space="preserve">1.1.1 Example Heading 3</w:t>
+        <w:pStyle w:val="Heading1"/>
+      </w:pPr>
+      <w:r>
+        <w:t xml:space="preserve">1. Example Heading 1</w:t>
       </w:r>
     </w:p>
     <w:p>
@@ -220,16 +169,16 @@
         <w:pStyle w:val="FirstParagraph"/>
       </w:pPr>
       <w:r>
-        <w:t xml:space="preserve">The European languages are members of the same family. Their separate existence is a myth. For science, music, sport, etc., Europe uses the same vocabulary. The languages only differ in their grammar, their pronunciation and their most common words. Everyone realises why a new common language would be desirable: one could refuse to pay expensive translators. To achieve this, it would be necessary to have uniform grammar, pronunciation and more common words. If several languages coalesce, the grammar of the resulting language is simpler and more regular than that of the individual languages.</w:t>
+        <w:t xml:space="preserve">The European languages are members of the same family. Their separate existence is a myth. For science, music, sport, etc., Europe uses the same vocabulary. The languages only differ in their grammar, their pronunciation and their most common words.</w:t>
       </w:r>
     </w:p>
-    <w:bookmarkStart w:id="21" w:name="example-heading-4"/>
+    <w:bookmarkStart w:id="24" w:name="example-heading-2"/>
     <w:p>
       <w:pPr>
-        <w:pStyle w:val="Heading4"/>
-      </w:pPr>
-      <w:r>
-        <w:t xml:space="preserve">1.1.1.1 Example Heading 4</w:t>
+        <w:pStyle w:val="Heading2"/>
+      </w:pPr>
+      <w:r>
+        <w:t xml:space="preserve">1.1 Example Heading 2</w:t>
       </w:r>
     </w:p>
     <w:p>
@@ -237,14 +186,48 @@
         <w:pStyle w:val="FirstParagraph"/>
       </w:pPr>
       <w:r>
+        <w:t xml:space="preserve">The European languages are members of the same family. Their separate existence is a myth. For science, music, sport, etc., Europe uses the same vocabulary. The languages only differ in their grammar, their pronunciation and their most common words. Everyone realises why a new common language would be desirable: one could refuse to pay expensive translators. To achieve this, it would be necessary to have uniform grammar, pronunciation and more common words. If several languages coalesce, the grammar of the resulting language is simpler and more regular than that of the individual languages.</w:t>
+      </w:r>
+    </w:p>
+    <w:bookmarkStart w:id="23" w:name="example-heading-3"/>
+    <w:p>
+      <w:pPr>
+        <w:pStyle w:val="Heading3"/>
+      </w:pPr>
+      <w:r>
+        <w:t xml:space="preserve">1.1.1 Example Heading 3</w:t>
+      </w:r>
+    </w:p>
+    <w:p>
+      <w:pPr>
+        <w:pStyle w:val="FirstParagraph"/>
+      </w:pPr>
+      <w:r>
+        <w:t xml:space="preserve">The European languages are members of the same family. Their separate existence is a myth. For science, music, sport, etc., Europe uses the same vocabulary. The languages only differ in their grammar, their pronunciation and their most common words. Everyone realises why a new common language would be desirable: one could refuse to pay expensive translators. To achieve this, it would be necessary to have uniform grammar, pronunciation and more common words. If several languages coalesce, the grammar of the resulting language is simpler and more regular than that of the individual languages.</w:t>
+      </w:r>
+    </w:p>
+    <w:bookmarkStart w:id="22" w:name="example-heading-4"/>
+    <w:p>
+      <w:pPr>
+        <w:pStyle w:val="Heading4"/>
+      </w:pPr>
+      <w:r>
+        <w:t xml:space="preserve">1.1.1.1 Example Heading 4</w:t>
+      </w:r>
+    </w:p>
+    <w:p>
+      <w:pPr>
+        <w:pStyle w:val="FirstParagraph"/>
+      </w:pPr>
+      <w:r>
         <w:t xml:space="preserve">The European languages are members of the same family. Their separate existence is a myth. For science, music, sport, etc., Europe uses the same vocabulary. The languages only differ in their grammar, their pronunciation.</w:t>
       </w:r>
     </w:p>
-    <w:bookmarkEnd w:id="21"/>
     <w:bookmarkEnd w:id="22"/>
     <w:bookmarkEnd w:id="23"/>
     <w:bookmarkEnd w:id="24"/>
-    <w:bookmarkStart w:id="28" w:name="graphical-chart-colors"/>
+    <w:bookmarkEnd w:id="25"/>
+    <w:bookmarkStart w:id="29" w:name="graphical-chart-colors"/>
     <w:p>
       <w:pPr>
         <w:pStyle w:val="Heading1"/>
@@ -262,18 +245,18 @@
           <wp:inline>
             <wp:extent cx="4620126" cy="3696101"/>
             <wp:effectExtent b="0" l="0" r="0" t="0"/>
-            <wp:docPr descr="" title="" id="26" name="Picture"/>
+            <wp:docPr descr="" title="" id="27" name="Picture"/>
             <a:graphic>
               <a:graphicData uri="http://schemas.openxmlformats.org/drawingml/2006/picture">
                 <pic:pic>
                   <pic:nvPicPr>
-                    <pic:cNvPr descr="word_report_demo_files/figure-docx/unnamed-chunk-2-1.png" id="27" name="Picture"/>
+                    <pic:cNvPr descr="word_report_demo_files/figure-docx/unnamed-chunk-2-1.png" id="28" name="Picture"/>
                     <pic:cNvPicPr>
                       <a:picLocks noChangeArrowheads="1" noChangeAspect="1"/>
                     </pic:cNvPicPr>
                   </pic:nvPicPr>
                   <pic:blipFill>
-                    <a:blip r:embed="rId25"/>
+                    <a:blip r:embed="rId26"/>
                     <a:stretch>
                       <a:fillRect/>
                     </a:stretch>
@@ -300,8 +283,8 @@
         </w:drawing>
       </w:r>
     </w:p>
-    <w:bookmarkEnd w:id="28"/>
-    <w:bookmarkStart w:id="29" w:name="table-design"/>
+    <w:bookmarkEnd w:id="29"/>
+    <w:bookmarkStart w:id="33" w:name="table-design"/>
     <w:p>
       <w:pPr>
         <w:pStyle w:val="Heading1"/>
@@ -315,7 +298,6 @@
         <w:tblStyle w:val="Table"/>
         <w:tblW w:type="auto" w:w="0"/>
         <w:tblLook w:firstRow="1" w:lastRow="0" w:firstColumn="0" w:lastColumn="0" w:noHBand="0" w:noVBand="0" w:val="0020"/>
-        <w:jc w:val="start"/>
       </w:tblPr>
       <w:tblGrid>
         <w:gridCol w:w="1584"/>
@@ -326,7 +308,7 @@
       </w:tblGrid>
       <w:tr>
         <w:trPr>
-          <w:tblHeader w:val="true"/>
+          <w:tblHeader w:val="on"/>
         </w:trPr>
         <w:tc>
           <w:tcPr/>
@@ -1010,15 +992,59 @@
         </w:tc>
       </w:tr>
     </w:tbl>
-    <w:bookmarkEnd w:id="29"/>
+    <w:p>
+      <w:pPr>
+        <w:pStyle w:val="BodyText"/>
+      </w:pPr>
+      <w:r>
+        <w:drawing>
+          <wp:inline>
+            <wp:extent cx="4620126" cy="3696101"/>
+            <wp:effectExtent b="0" l="0" r="0" t="0"/>
+            <wp:docPr descr="" title="" id="31" name="Picture"/>
+            <a:graphic>
+              <a:graphicData uri="http://schemas.openxmlformats.org/drawingml/2006/picture">
+                <pic:pic>
+                  <pic:nvPicPr>
+                    <pic:cNvPr descr="word_report_demo_files/figure-docx/unnamed-chunk-4-1.png" id="32" name="Picture"/>
+                    <pic:cNvPicPr>
+                      <a:picLocks noChangeArrowheads="1" noChangeAspect="1"/>
+                    </pic:cNvPicPr>
+                  </pic:nvPicPr>
+                  <pic:blipFill>
+                    <a:blip r:embed="rId30"/>
+                    <a:stretch>
+                      <a:fillRect/>
+                    </a:stretch>
+                  </pic:blipFill>
+                  <pic:spPr bwMode="auto">
+                    <a:xfrm>
+                      <a:off x="0" y="0"/>
+                      <a:ext cx="4620126" cy="3696101"/>
+                    </a:xfrm>
+                    <a:prstGeom prst="rect">
+                      <a:avLst/>
+                    </a:prstGeom>
+                    <a:noFill/>
+                    <a:ln w="9525">
+                      <a:noFill/>
+                      <a:headEnd/>
+                      <a:tailEnd/>
+                    </a:ln>
+                  </pic:spPr>
+                </pic:pic>
+              </a:graphicData>
+            </a:graphic>
+          </wp:inline>
+        </w:drawing>
+      </w:r>
+    </w:p>
+    <w:bookmarkEnd w:id="33"/>
     <w:sectPr>
-      <w:headerReference r:id="rId9" w:type="even"/>
-      <w:headerReference r:id="rId11" w:type="default"/>
-      <w:footerReference r:id="rId14" w:type="even"/>
-      <w:footerReference r:id="rId13" w:type="default"/>
-      <w:headerReference r:id="rId10" w:type="first"/>
-      <w:footerReference r:id="rId12" w:type="first"/>
-      <w:pgSz w:h="15840" w:w="12240"/>
+      <w:footerReference r:id="rId11" w:type="default"/>
+      <w:headerReference r:id="rId9" w:type="first"/>
+      <w:footerReference r:id="rId10" w:type="first"/>
+      <w:pgSz w:code="9" w:h="16838" w:w="11906"/>
       <w:pgMar w:bottom="851" w:footer="567" w:gutter="0" w:header="851" w:left="1276" w:right="1276" w:top="1276"/>
       <w:cols w:space="720"/>
       <w:titlePg/>
@@ -1037,18 +1063,8 @@
   <w:p>
     <w:pPr>
       <w:pStyle w:val="Footer"/>
-    </w:pPr>
-  </w:p>
-</w:ftr>
-</file>
-
-<file path=word/footer2.xml><?xml version="1.0" encoding="utf-8"?>
-<w:ftr xmlns:wpc="http://schemas.microsoft.com/office/word/2010/wordprocessingCanvas" xmlns:cx="http://schemas.microsoft.com/office/drawing/2014/chartex" xmlns:cx1="http://schemas.microsoft.com/office/drawing/2015/9/8/chartex" xmlns:mc="http://schemas.openxmlformats.org/markup-compatibility/2006" xmlns:o="urn:schemas-microsoft-com:office:office" xmlns:r="http://schemas.openxmlformats.org/officeDocument/2006/relationships" xmlns:m="http://schemas.openxmlformats.org/officeDocument/2006/math" xmlns:v="urn:schemas-microsoft-com:vml" xmlns:wp14="http://schemas.microsoft.com/office/word/2010/wordprocessingDrawing" xmlns:wp="http://schemas.openxmlformats.org/drawingml/2006/wordprocessingDrawing" xmlns:w10="urn:schemas-microsoft-com:office:word" xmlns:w="http://schemas.openxmlformats.org/wordprocessingml/2006/main" xmlns:w14="http://schemas.microsoft.com/office/word/2010/wordml" xmlns:w15="http://schemas.microsoft.com/office/word/2012/wordml" xmlns:w16se="http://schemas.microsoft.com/office/word/2015/wordml/symex" xmlns:wpg="http://schemas.microsoft.com/office/word/2010/wordprocessingGroup" xmlns:wpi="http://schemas.microsoft.com/office/word/2010/wordprocessingInk" xmlns:wne="http://schemas.microsoft.com/office/word/2006/wordml" xmlns:wps="http://schemas.microsoft.com/office/word/2010/wordprocessingShape" mc:Ignorable="w14 w15 w16se wp14">
-  <w:p>
-    <w:pPr>
-      <w:pStyle w:val="Footer"/>
       <w:tabs>
-        <w:tab w:val="right" w:pos="9688"/>
+        <w:tab w:val="right" w:pos="9354"/>
       </w:tabs>
       <w:rPr>
         <w:rFonts w:cs="Arial"/>
@@ -1118,7 +1134,7 @@
     <w:r>
       <w:rPr>
         <w:rFonts w:cs="Arial"/>
-        <w:color w:val="BF3227" w:themeColor="accent2"/>
+        <w:color w:val="432CA1" w:themeColor="accent1"/>
         <w:sz w:val="16"/>
         <w:szCs w:val="16"/>
       </w:rPr>
@@ -1155,7 +1171,7 @@
         <w:sz w:val="16"/>
         <w:szCs w:val="16"/>
       </w:rPr>
-      <w:t>3</w:t>
+      <w:t>2</w:t>
     </w:r>
     <w:r>
       <w:rPr>
@@ -1170,12 +1186,55 @@
 </w:ftr>
 </file>
 
-<file path=word/footer3.xml><?xml version="1.0" encoding="utf-8"?>
-<w:ftr xmlns:wpc="http://schemas.microsoft.com/office/word/2010/wordprocessingCanvas" xmlns:cx="http://schemas.microsoft.com/office/drawing/2014/chartex" xmlns:cx1="http://schemas.microsoft.com/office/drawing/2015/9/8/chartex" xmlns:mc="http://schemas.openxmlformats.org/markup-compatibility/2006" xmlns:o="urn:schemas-microsoft-com:office:office" xmlns:r="http://schemas.openxmlformats.org/officeDocument/2006/relationships" xmlns:m="http://schemas.openxmlformats.org/officeDocument/2006/math" xmlns:v="urn:schemas-microsoft-com:vml" xmlns:wp14="http://schemas.microsoft.com/office/word/2010/wordprocessingDrawing" xmlns:wp="http://schemas.openxmlformats.org/drawingml/2006/wordprocessingDrawing" xmlns:w10="urn:schemas-microsoft-com:office:word" xmlns:w="http://schemas.openxmlformats.org/wordprocessingml/2006/main" xmlns:w14="http://schemas.microsoft.com/office/word/2010/wordml" xmlns:w15="http://schemas.microsoft.com/office/word/2012/wordml" xmlns:w16se="http://schemas.microsoft.com/office/word/2015/wordml/symex" xmlns:wpg="http://schemas.microsoft.com/office/word/2010/wordprocessingGroup" xmlns:wpi="http://schemas.microsoft.com/office/word/2010/wordprocessingInk" xmlns:wne="http://schemas.microsoft.com/office/word/2006/wordml" xmlns:wps="http://schemas.microsoft.com/office/word/2010/wordprocessingShape" mc:Ignorable="w14 w15 w16se wp14">
+<file path=word/footer2.xml><?xml version="1.0" encoding="utf-8"?>
+<w:ftr xmlns:wpc="http://schemas.microsoft.com/office/word/2010/wordprocessingCanvas" xmlns:cx="http://schemas.microsoft.com/office/drawing/2014/chartex" xmlns:cx1="http://schemas.microsoft.com/office/drawing/2015/9/8/chartex" xmlns:cx2="http://schemas.microsoft.com/office/drawing/2015/10/21/chartex" xmlns:cx3="http://schemas.microsoft.com/office/drawing/2016/5/9/chartex" xmlns:cx4="http://schemas.microsoft.com/office/drawing/2016/5/10/chartex" xmlns:cx5="http://schemas.microsoft.com/office/drawing/2016/5/11/chartex" xmlns:cx6="http://schemas.microsoft.com/office/drawing/2016/5/12/chartex" xmlns:cx7="http://schemas.microsoft.com/office/drawing/2016/5/13/chartex" xmlns:cx8="http://schemas.microsoft.com/office/drawing/2016/5/14/chartex" xmlns:mc="http://schemas.openxmlformats.org/markup-compatibility/2006" xmlns:aink="http://schemas.microsoft.com/office/drawing/2016/ink" xmlns:am3d="http://schemas.microsoft.com/office/drawing/2017/model3d" xmlns:o="urn:schemas-microsoft-com:office:office" xmlns:oel="http://schemas.microsoft.com/office/2019/extlst" xmlns:r="http://schemas.openxmlformats.org/officeDocument/2006/relationships" xmlns:m="http://schemas.openxmlformats.org/officeDocument/2006/math" xmlns:v="urn:schemas-microsoft-com:vml" xmlns:wp14="http://schemas.microsoft.com/office/word/2010/wordprocessingDrawing" xmlns:wp="http://schemas.openxmlformats.org/drawingml/2006/wordprocessingDrawing" xmlns:w10="urn:schemas-microsoft-com:office:word" xmlns:w="http://schemas.openxmlformats.org/wordprocessingml/2006/main" xmlns:w14="http://schemas.microsoft.com/office/word/2010/wordml" xmlns:w15="http://schemas.microsoft.com/office/word/2012/wordml" xmlns:w16cex="http://schemas.microsoft.com/office/word/2018/wordml/cex" xmlns:w16cid="http://schemas.microsoft.com/office/word/2016/wordml/cid" xmlns:w16="http://schemas.microsoft.com/office/word/2018/wordml" xmlns:w16du="http://schemas.microsoft.com/office/word/2023/wordml/word16du" xmlns:w16sdtdh="http://schemas.microsoft.com/office/word/2020/wordml/sdtdatahash" xmlns:w16sdtfl="http://schemas.microsoft.com/office/word/2024/wordml/sdtformatlock" xmlns:w16se="http://schemas.microsoft.com/office/word/2015/wordml/symex" xmlns:wpg="http://schemas.microsoft.com/office/word/2010/wordprocessingGroup" xmlns:wpi="http://schemas.microsoft.com/office/word/2010/wordprocessingInk" xmlns:wne="http://schemas.microsoft.com/office/word/2006/wordml" xmlns:wps="http://schemas.microsoft.com/office/word/2010/wordprocessingShape" mc:Ignorable="w14 w15 w16se w16cid w16 w16cex w16sdtdh w16sdtfl w16du wp14">
   <w:p>
     <w:pPr>
       <w:pStyle w:val="Footer"/>
+      <w:jc w:val="right"/>
     </w:pPr>
+    <w:r>
+      <w:rPr>
+        <w:noProof/>
+      </w:rPr>
+      <w:drawing>
+        <wp:inline distT="0" distB="0" distL="0" distR="0" wp14:anchorId="5AB5CFD0" wp14:editId="7A6A4933">
+          <wp:extent cx="2064858" cy="617253"/>
+          <wp:effectExtent l="0" t="0" r="0" b="0"/>
+          <wp:docPr id="712432302" name="Picture 712432302"/>
+          <wp:cNvGraphicFramePr>
+            <a:graphicFrameLocks xmlns:a="http://schemas.openxmlformats.org/drawingml/2006/main" noChangeAspect="1"/>
+          </wp:cNvGraphicFramePr>
+          <a:graphic xmlns:a="http://schemas.openxmlformats.org/drawingml/2006/main">
+            <a:graphicData uri="http://schemas.openxmlformats.org/drawingml/2006/picture">
+              <pic:pic xmlns:pic="http://schemas.openxmlformats.org/drawingml/2006/picture">
+                <pic:nvPicPr>
+                  <pic:cNvPr id="687779530" name="Picture 687779530"/>
+                  <pic:cNvPicPr/>
+                </pic:nvPicPr>
+                <pic:blipFill>
+                  <a:blip r:embed="rId1">
+                    <a:alphaModFix amt="70000"/>
+                  </a:blip>
+                  <a:stretch>
+                    <a:fillRect/>
+                  </a:stretch>
+                </pic:blipFill>
+                <pic:spPr>
+                  <a:xfrm>
+                    <a:off x="0" y="0"/>
+                    <a:ext cx="2073725" cy="619904"/>
+                  </a:xfrm>
+                  <a:prstGeom prst="rect">
+                    <a:avLst/>
+                  </a:prstGeom>
+                </pic:spPr>
+              </pic:pic>
+            </a:graphicData>
+          </a:graphic>
+        </wp:inline>
+      </w:drawing>
+    </w:r>
   </w:p>
 </w:ftr>
 </file>
@@ -1200,31 +1259,71 @@
 </file>
 
 <file path=word/header1.xml><?xml version="1.0" encoding="utf-8"?>
-<w:hdr xmlns:wpc="http://schemas.microsoft.com/office/word/2010/wordprocessingCanvas" xmlns:cx="http://schemas.microsoft.com/office/drawing/2014/chartex" xmlns:cx1="http://schemas.microsoft.com/office/drawing/2015/9/8/chartex" xmlns:mc="http://schemas.openxmlformats.org/markup-compatibility/2006" xmlns:o="urn:schemas-microsoft-com:office:office" xmlns:r="http://schemas.openxmlformats.org/officeDocument/2006/relationships" xmlns:m="http://schemas.openxmlformats.org/officeDocument/2006/math" xmlns:v="urn:schemas-microsoft-com:vml" xmlns:wp14="http://schemas.microsoft.com/office/word/2010/wordprocessingDrawing" xmlns:wp="http://schemas.openxmlformats.org/drawingml/2006/wordprocessingDrawing" xmlns:w10="urn:schemas-microsoft-com:office:word" xmlns:w="http://schemas.openxmlformats.org/wordprocessingml/2006/main" xmlns:w14="http://schemas.microsoft.com/office/word/2010/wordml" xmlns:w15="http://schemas.microsoft.com/office/word/2012/wordml" xmlns:w16se="http://schemas.microsoft.com/office/word/2015/wordml/symex" xmlns:wpg="http://schemas.microsoft.com/office/word/2010/wordprocessingGroup" xmlns:wpi="http://schemas.microsoft.com/office/word/2010/wordprocessingInk" xmlns:wne="http://schemas.microsoft.com/office/word/2006/wordml" xmlns:wps="http://schemas.microsoft.com/office/word/2010/wordprocessingShape" mc:Ignorable="w14 w15 w16se wp14">
+<w:hdr xmlns:wpc="http://schemas.microsoft.com/office/word/2010/wordprocessingCanvas" xmlns:cx="http://schemas.microsoft.com/office/drawing/2014/chartex" xmlns:cx1="http://schemas.microsoft.com/office/drawing/2015/9/8/chartex" xmlns:cx2="http://schemas.microsoft.com/office/drawing/2015/10/21/chartex" xmlns:cx3="http://schemas.microsoft.com/office/drawing/2016/5/9/chartex" xmlns:cx4="http://schemas.microsoft.com/office/drawing/2016/5/10/chartex" xmlns:cx5="http://schemas.microsoft.com/office/drawing/2016/5/11/chartex" xmlns:cx6="http://schemas.microsoft.com/office/drawing/2016/5/12/chartex" xmlns:cx7="http://schemas.microsoft.com/office/drawing/2016/5/13/chartex" xmlns:cx8="http://schemas.microsoft.com/office/drawing/2016/5/14/chartex" xmlns:mc="http://schemas.openxmlformats.org/markup-compatibility/2006" xmlns:aink="http://schemas.microsoft.com/office/drawing/2016/ink" xmlns:am3d="http://schemas.microsoft.com/office/drawing/2017/model3d" xmlns:o="urn:schemas-microsoft-com:office:office" xmlns:oel="http://schemas.microsoft.com/office/2019/extlst" xmlns:r="http://schemas.openxmlformats.org/officeDocument/2006/relationships" xmlns:m="http://schemas.openxmlformats.org/officeDocument/2006/math" xmlns:v="urn:schemas-microsoft-com:vml" xmlns:wp14="http://schemas.microsoft.com/office/word/2010/wordprocessingDrawing" xmlns:wp="http://schemas.openxmlformats.org/drawingml/2006/wordprocessingDrawing" xmlns:w10="urn:schemas-microsoft-com:office:word" xmlns:w="http://schemas.openxmlformats.org/wordprocessingml/2006/main" xmlns:w14="http://schemas.microsoft.com/office/word/2010/wordml" xmlns:w15="http://schemas.microsoft.com/office/word/2012/wordml" xmlns:w16cex="http://schemas.microsoft.com/office/word/2018/wordml/cex" xmlns:w16cid="http://schemas.microsoft.com/office/word/2016/wordml/cid" xmlns:w16="http://schemas.microsoft.com/office/word/2018/wordml" xmlns:w16du="http://schemas.microsoft.com/office/word/2023/wordml/word16du" xmlns:w16sdtdh="http://schemas.microsoft.com/office/word/2020/wordml/sdtdatahash" xmlns:w16sdtfl="http://schemas.microsoft.com/office/word/2024/wordml/sdtformatlock" xmlns:w16se="http://schemas.microsoft.com/office/word/2015/wordml/symex" xmlns:wpg="http://schemas.microsoft.com/office/word/2010/wordprocessingGroup" xmlns:wpi="http://schemas.microsoft.com/office/word/2010/wordprocessingInk" xmlns:wne="http://schemas.microsoft.com/office/word/2006/wordml" xmlns:wps="http://schemas.microsoft.com/office/word/2010/wordprocessingShape" mc:Ignorable="w14 w15 w16se w16cid w16 w16cex w16sdtdh w16sdtfl w16du wp14">
   <w:p>
     <w:pPr>
       <w:pStyle w:val="Header"/>
     </w:pPr>
-  </w:p>
-</w:hdr>
-</file>
-
-<file path=word/header2.xml><?xml version="1.0" encoding="utf-8"?>
-<w:hdr xmlns:wpc="http://schemas.microsoft.com/office/word/2010/wordprocessingCanvas" xmlns:cx="http://schemas.microsoft.com/office/drawing/2014/chartex" xmlns:cx1="http://schemas.microsoft.com/office/drawing/2015/9/8/chartex" xmlns:mc="http://schemas.openxmlformats.org/markup-compatibility/2006" xmlns:o="urn:schemas-microsoft-com:office:office" xmlns:r="http://schemas.openxmlformats.org/officeDocument/2006/relationships" xmlns:m="http://schemas.openxmlformats.org/officeDocument/2006/math" xmlns:v="urn:schemas-microsoft-com:vml" xmlns:wp14="http://schemas.microsoft.com/office/word/2010/wordprocessingDrawing" xmlns:wp="http://schemas.openxmlformats.org/drawingml/2006/wordprocessingDrawing" xmlns:w10="urn:schemas-microsoft-com:office:word" xmlns:w="http://schemas.openxmlformats.org/wordprocessingml/2006/main" xmlns:w14="http://schemas.microsoft.com/office/word/2010/wordml" xmlns:w15="http://schemas.microsoft.com/office/word/2012/wordml" xmlns:w16se="http://schemas.microsoft.com/office/word/2015/wordml/symex" xmlns:wpg="http://schemas.microsoft.com/office/word/2010/wordprocessingGroup" xmlns:wpi="http://schemas.microsoft.com/office/word/2010/wordprocessingInk" xmlns:wne="http://schemas.microsoft.com/office/word/2006/wordml" xmlns:wps="http://schemas.microsoft.com/office/word/2010/wordprocessingShape" mc:Ignorable="w14 w15 w16se wp14">
-  <w:p>
-    <w:pPr>
-      <w:pStyle w:val="Header"/>
-    </w:pPr>
-  </w:p>
-</w:hdr>
-</file>
-
-<file path=word/header3.xml><?xml version="1.0" encoding="utf-8"?>
-<w:hdr xmlns:wpc="http://schemas.microsoft.com/office/word/2010/wordprocessingCanvas" xmlns:cx="http://schemas.microsoft.com/office/drawing/2014/chartex" xmlns:cx1="http://schemas.microsoft.com/office/drawing/2015/9/8/chartex" xmlns:mc="http://schemas.openxmlformats.org/markup-compatibility/2006" xmlns:o="urn:schemas-microsoft-com:office:office" xmlns:r="http://schemas.openxmlformats.org/officeDocument/2006/relationships" xmlns:m="http://schemas.openxmlformats.org/officeDocument/2006/math" xmlns:v="urn:schemas-microsoft-com:vml" xmlns:wp14="http://schemas.microsoft.com/office/word/2010/wordprocessingDrawing" xmlns:wp="http://schemas.openxmlformats.org/drawingml/2006/wordprocessingDrawing" xmlns:w10="urn:schemas-microsoft-com:office:word" xmlns:w="http://schemas.openxmlformats.org/wordprocessingml/2006/main" xmlns:w14="http://schemas.microsoft.com/office/word/2010/wordml" xmlns:w15="http://schemas.microsoft.com/office/word/2012/wordml" xmlns:w16se="http://schemas.microsoft.com/office/word/2015/wordml/symex" xmlns:wpg="http://schemas.microsoft.com/office/word/2010/wordprocessingGroup" xmlns:wpi="http://schemas.microsoft.com/office/word/2010/wordprocessingInk" xmlns:wne="http://schemas.microsoft.com/office/word/2006/wordml" xmlns:wps="http://schemas.microsoft.com/office/word/2010/wordprocessingShape" mc:Ignorable="w14 w15 w16se wp14">
-  <w:p>
-    <w:pPr>
-      <w:pStyle w:val="Header"/>
-    </w:pPr>
+    <w:r>
+      <w:rPr>
+        <w:noProof/>
+      </w:rPr>
+      <w:drawing>
+        <wp:anchor distT="0" distB="0" distL="114300" distR="114300" simplePos="0" relativeHeight="251658240" behindDoc="0" locked="0" layoutInCell="1" allowOverlap="1" wp14:anchorId="460C78BF" wp14:editId="51C60257">
+          <wp:simplePos x="0" y="0"/>
+          <wp:positionH relativeFrom="column">
+            <wp:posOffset>-803060</wp:posOffset>
+          </wp:positionH>
+          <wp:positionV relativeFrom="page">
+            <wp:posOffset>0</wp:posOffset>
+          </wp:positionV>
+          <wp:extent cx="7890600" cy="7890600"/>
+          <wp:effectExtent l="0" t="0" r="0" b="0"/>
+          <wp:wrapNone/>
+          <wp:docPr id="1888456889" name="Picture 1888456889"/>
+          <wp:cNvGraphicFramePr>
+            <a:graphicFrameLocks xmlns:a="http://schemas.openxmlformats.org/drawingml/2006/main" noChangeAspect="1"/>
+          </wp:cNvGraphicFramePr>
+          <a:graphic xmlns:a="http://schemas.openxmlformats.org/drawingml/2006/main">
+            <a:graphicData uri="http://schemas.openxmlformats.org/drawingml/2006/picture">
+              <pic:pic xmlns:pic="http://schemas.openxmlformats.org/drawingml/2006/picture">
+                <pic:nvPicPr>
+                  <pic:cNvPr id="14368" name="Picture 14368"/>
+                  <pic:cNvPicPr/>
+                </pic:nvPicPr>
+                <pic:blipFill>
+                  <a:blip r:embed="rId1">
+                    <a:extLst>
+                      <a:ext uri="{28A0092B-C50C-407E-A947-70E740481C1C}">
+                        <a14:useLocalDpi xmlns:a14="http://schemas.microsoft.com/office/drawing/2010/main" val="0"/>
+                      </a:ext>
+                    </a:extLst>
+                  </a:blip>
+                  <a:stretch>
+                    <a:fillRect/>
+                  </a:stretch>
+                </pic:blipFill>
+                <pic:spPr>
+                  <a:xfrm>
+                    <a:off x="0" y="0"/>
+                    <a:ext cx="7893119" cy="7893119"/>
+                  </a:xfrm>
+                  <a:prstGeom prst="rect">
+                    <a:avLst/>
+                  </a:prstGeom>
+                </pic:spPr>
+              </pic:pic>
+            </a:graphicData>
+          </a:graphic>
+          <wp14:sizeRelH relativeFrom="page">
+            <wp14:pctWidth>0</wp14:pctWidth>
+          </wp14:sizeRelH>
+          <wp14:sizeRelV relativeFrom="page">
+            <wp14:pctHeight>0</wp14:pctHeight>
+          </wp14:sizeRelV>
+        </wp:anchor>
+      </w:drawing>
+    </w:r>
   </w:p>
 </w:hdr>
 </file>
@@ -1637,14 +1736,14 @@
     </w:lvl>
   </w:abstractNum>
   <w:abstractNum w:abstractNumId="990">
-    <w:nsid w:val="A990"/>
+    <w:nsid w:val="0000A990"/>
     <w:multiLevelType w:val="multilevel"/>
     <w:lvl w:ilvl="0">
       <w:numFmt w:val="bullet"/>
       <w:lvlText w:val=" "/>
       <w:lvlJc w:val="left"/>
       <w:pPr>
-        <w:ind w:left="720" w:hanging="480"/>
+        <w:ind w:left="720" w:hanging="360"/>
       </w:pPr>
     </w:lvl>
     <w:lvl w:ilvl="1">
@@ -1652,7 +1751,7 @@
       <w:lvlText w:val=" "/>
       <w:lvlJc w:val="left"/>
       <w:pPr>
-        <w:ind w:left="1440" w:hanging="480"/>
+        <w:ind w:left="1440" w:hanging="360"/>
       </w:pPr>
     </w:lvl>
     <w:lvl w:ilvl="2">
@@ -1660,7 +1759,7 @@
       <w:lvlText w:val=" "/>
       <w:lvlJc w:val="left"/>
       <w:pPr>
-        <w:ind w:left="2160" w:hanging="480"/>
+        <w:ind w:left="2160" w:hanging="360"/>
       </w:pPr>
     </w:lvl>
     <w:lvl w:ilvl="3">
@@ -1668,7 +1767,7 @@
       <w:lvlText w:val=" "/>
       <w:lvlJc w:val="left"/>
       <w:pPr>
-        <w:ind w:left="2880" w:hanging="480"/>
+        <w:ind w:left="2880" w:hanging="360"/>
       </w:pPr>
     </w:lvl>
     <w:lvl w:ilvl="4">
@@ -1676,7 +1775,7 @@
       <w:lvlText w:val=" "/>
       <w:lvlJc w:val="left"/>
       <w:pPr>
-        <w:ind w:left="3600" w:hanging="480"/>
+        <w:ind w:left="3600" w:hanging="360"/>
       </w:pPr>
     </w:lvl>
     <w:lvl w:ilvl="5">
@@ -1684,7 +1783,7 @@
       <w:lvlText w:val=" "/>
       <w:lvlJc w:val="left"/>
       <w:pPr>
-        <w:ind w:left="4320" w:hanging="480"/>
+        <w:ind w:left="4320" w:hanging="360"/>
       </w:pPr>
     </w:lvl>
     <w:lvl w:ilvl="6">
@@ -1692,7 +1791,7 @@
       <w:lvlText w:val=" "/>
       <w:lvlJc w:val="left"/>
       <w:pPr>
-        <w:ind w:left="5040" w:hanging="480"/>
+        <w:ind w:left="5040" w:hanging="360"/>
       </w:pPr>
     </w:lvl>
     <w:lvl w:ilvl="7">
@@ -1700,7 +1799,7 @@
       <w:lvlText w:val=" "/>
       <w:lvlJc w:val="left"/>
       <w:pPr>
-        <w:ind w:left="5760" w:hanging="480"/>
+        <w:ind w:left="5760" w:hanging="360"/>
       </w:pPr>
     </w:lvl>
     <w:lvl w:ilvl="8">
@@ -1708,7 +1807,7 @@
       <w:lvlText w:val=" "/>
       <w:lvlJc w:val="left"/>
       <w:pPr>
-        <w:ind w:left="6480" w:hanging="480"/>
+        <w:ind w:left="6480" w:hanging="360"/>
       </w:pPr>
     </w:lvl>
   </w:abstractNum>
@@ -1751,14 +1850,14 @@
     <w:rPrDefault>
       <w:rPr>
         <w:rFonts w:asciiTheme="minorHAnsi" w:cstheme="minorBidi" w:eastAsiaTheme="minorHAnsi" w:hAnsiTheme="minorHAnsi"/>
-        <w:sz w:val="24"/>
-        <w:szCs w:val="24"/>
+        <w:sz w:val="22"/>
+        <w:szCs w:val="22"/>
         <w:lang w:bidi="ar-SA" w:eastAsia="en-US" w:val="en-US"/>
       </w:rPr>
     </w:rPrDefault>
     <w:pPrDefault>
       <w:pPr>
-        <w:spacing w:after="200"/>
+        <w:spacing w:after="160" w:line="259" w:lineRule="auto"/>
       </w:pPr>
     </w:pPrDefault>
   </w:docDefaults>
@@ -1995,7 +2094,7 @@
     <w:lsdException w:name="Colorful List Accent 6"/>
     <w:lsdException w:name="Colorful Grid Accent 6"/>
     <w:lsdException w:name="Bibliography" w:semiHidden="1" w:unhideWhenUsed="1"/>
-    <w:lsdException w:name="TOC Heading" w:semiHidden="1" w:unhideWhenUsed="1"/>
+    <w:lsdException w:name="TOC Heading" w:qFormat="1" w:semiHidden="1" w:uiPriority="39" w:unhideWhenUsed="1"/>
     <w:lsdException w:name="Grid Table 4" w:uiPriority="49"/>
     <w:lsdException w:name="Grid Table 5 Dark" w:uiPriority="50"/>
     <w:lsdException w:name="Grid Table 6 Colorful" w:uiPriority="51"/>
@@ -2096,9 +2195,12 @@
     <w:name w:val="Normal"/>
     <w:qFormat/>
     <w:rsid w:val="00594760"/>
-    <w:rPr>
-      <w:rFonts w:ascii="Arial" w:hAnsi="Arial"/>
-      <w:sz w:val="22"/>
+    <w:pPr>
+      <w:spacing w:after="120" w:line="264" w:lineRule="auto"/>
+      <w:jc w:val="both"/>
+    </w:pPr>
+    <w:rPr>
+      <w:color w:themeColor="text1" w:val="000000"/>
     </w:rPr>
   </w:style>
   <w:style w:styleId="Heading1" w:type="paragraph">
@@ -2111,16 +2213,16 @@
     <w:rsid w:val="001B3A61"/>
     <w:pPr>
       <w:keepNext/>
-      <w:spacing w:after="240" w:before="560" w:line="264" w:lineRule="auto"/>
+      <w:spacing w:after="160" w:before="480" w:line="264" w:lineRule="auto"/>
       <w:ind w:hanging="425" w:left="425"/>
+      <w:jc w:val="left"/>
       <w:outlineLvl w:val="0"/>
     </w:pPr>
     <w:rPr>
       <w:rFonts w:cs="Arial" w:eastAsia="Times New Roman"/>
       <w:b/>
       <w:bCs/>
-      <w:caps/>
-      <w:color w:val="468AB2"/>
+      <w:color w:themeColor="accent1" w:val="432CA1"/>
       <w:kern w:val="32"/>
       <w:sz w:val="36"/>
       <w:szCs w:val="48"/>
@@ -2140,14 +2242,15 @@
       <w:numPr>
         <w:ilvl w:val="1"/>
       </w:numPr>
-      <w:spacing w:after="240" w:before="480"/>
+      <w:spacing w:after="120" w:before="360" w:line="240" w:lineRule="auto"/>
       <w:ind w:hanging="567" w:left="567"/>
+      <w:jc w:val="left"/>
       <w:outlineLvl w:val="1"/>
     </w:pPr>
     <w:rPr>
       <w:rFonts w:cs="Times New Roman" w:eastAsia="MS Gothic"/>
       <w:b/>
-      <w:color w:val="468AB2"/>
+      <w:color w:themeColor="accent1" w:val="432CA1"/>
       <w:sz w:val="28"/>
       <w:szCs w:val="26"/>
       <w:lang w:val="en-GB"/>
@@ -2165,15 +2268,18 @@
       <w:numPr>
         <w:ilvl w:val="2"/>
       </w:numPr>
-      <w:spacing w:after="120" w:before="120"/>
+      <w:spacing w:after="60" w:before="120" w:line="240" w:lineRule="auto"/>
       <w:ind w:hanging="425" w:left="425"/>
+      <w:jc w:val="left"/>
       <w:outlineLvl w:val="2"/>
     </w:pPr>
     <w:rPr>
       <w:rFonts w:cs="Times New Roman" w:eastAsia="Arial"/>
       <w:b/>
       <w:bCs/>
-      <w:color w:val="468AB2"/>
+      <w:color w:themeColor="accent1" w:val="432CA1"/>
+      <w:sz w:val="24"/>
+      <w:szCs w:val="24"/>
       <w:lang w:val="en-GB"/>
     </w:rPr>
   </w:style>
@@ -2188,14 +2294,15 @@
     <w:pPr>
       <w:keepNext/>
       <w:keepLines/>
-      <w:spacing w:after="120" w:before="40"/>
+      <w:spacing w:after="0" w:before="60" w:line="240" w:lineRule="auto"/>
+      <w:jc w:val="left"/>
       <w:outlineLvl w:val="3"/>
     </w:pPr>
     <w:rPr>
       <w:rFonts w:cs="Times New Roman" w:eastAsia="MS Gothic"/>
       <w:b/>
       <w:iCs/>
-      <w:color w:val="BF3227"/>
+      <w:color w:themeColor="accent1" w:val="432CA1"/>
       <w:szCs w:val="22"/>
       <w:lang w:val="en-GB"/>
     </w:rPr>
@@ -2216,7 +2323,7 @@
     <w:rPr>
       <w:rFonts w:asciiTheme="majorHAnsi" w:cstheme="majorBidi" w:eastAsiaTheme="majorEastAsia" w:hAnsiTheme="majorHAnsi"/>
       <w:iCs/>
-      <w:color w:themeColor="accent1" w:val="468AB2"/>
+      <w:color w:themeColor="accent1" w:val="432CA1"/>
     </w:rPr>
   </w:style>
   <w:style w:styleId="Heading6" w:type="paragraph">
@@ -2234,7 +2341,7 @@
     </w:pPr>
     <w:rPr>
       <w:rFonts w:asciiTheme="majorHAnsi" w:cstheme="majorBidi" w:eastAsiaTheme="majorEastAsia" w:hAnsiTheme="majorHAnsi"/>
-      <w:color w:themeColor="accent1" w:val="468AB2"/>
+      <w:color w:themeColor="accent1" w:val="432CA1"/>
     </w:rPr>
   </w:style>
   <w:style w:styleId="Heading7" w:type="paragraph">
@@ -2252,7 +2359,7 @@
     </w:pPr>
     <w:rPr>
       <w:rFonts w:asciiTheme="majorHAnsi" w:cstheme="majorBidi" w:eastAsiaTheme="majorEastAsia" w:hAnsiTheme="majorHAnsi"/>
-      <w:color w:themeColor="accent1" w:val="468AB2"/>
+      <w:color w:themeColor="accent1" w:val="432CA1"/>
     </w:rPr>
   </w:style>
   <w:style w:styleId="Heading8" w:type="paragraph">
@@ -2270,7 +2377,7 @@
     </w:pPr>
     <w:rPr>
       <w:rFonts w:asciiTheme="majorHAnsi" w:cstheme="majorBidi" w:eastAsiaTheme="majorEastAsia" w:hAnsiTheme="majorHAnsi"/>
-      <w:color w:themeColor="accent1" w:val="468AB2"/>
+      <w:color w:themeColor="accent1" w:val="432CA1"/>
     </w:rPr>
   </w:style>
   <w:style w:styleId="Heading9" w:type="paragraph">
@@ -2288,7 +2395,7 @@
     </w:pPr>
     <w:rPr>
       <w:rFonts w:asciiTheme="majorHAnsi" w:cstheme="majorBidi" w:eastAsiaTheme="majorEastAsia" w:hAnsiTheme="majorHAnsi"/>
-      <w:color w:themeColor="accent1" w:val="468AB2"/>
+      <w:color w:themeColor="accent1" w:val="432CA1"/>
     </w:rPr>
   </w:style>
   <w:style w:default="1" w:styleId="DefaultParagraphFont" w:type="character">
@@ -2325,7 +2432,7 @@
     <w:qFormat/>
     <w:rsid w:val="001B3A61"/>
     <w:pPr>
-      <w:spacing w:after="160" w:line="264" w:lineRule="auto"/>
+      <w:spacing w:after="120" w:line="264" w:lineRule="auto"/>
       <w:jc w:val="both"/>
     </w:pPr>
     <w:rPr>
@@ -2342,7 +2449,7 @@
     <w:qFormat/>
     <w:rsid w:val="001B3A61"/>
     <w:pPr>
-      <w:spacing w:after="160" w:line="264" w:lineRule="auto"/>
+      <w:spacing w:after="120" w:line="264" w:lineRule="auto"/>
       <w:jc w:val="both"/>
     </w:pPr>
     <w:rPr>
@@ -2362,16 +2469,22 @@
   </w:style>
   <w:style w:styleId="Title" w:type="paragraph">
     <w:name w:val="Title"/>
-    <w:basedOn w:val="Heading1"/>
     <w:next w:val="BodyText"/>
     <w:qFormat/>
-    <w:rsid w:val="00EB24B9"/>
-    <w:rPr>
-      <w:rFonts w:eastAsia="Arial"/>
-      <w:kern w:val="0"/>
+    <w:rsid w:val="00195944"/>
+    <w:pPr>
+      <w:spacing w:after="240" w:before="5040" w:line="240" w:lineRule="auto"/>
+      <w:ind w:left="720"/>
+      <w:jc w:val="left"/>
+    </w:pPr>
+    <w:rPr>
+      <w:rFonts w:cs="Arial"/>
+      <w:b/>
+      <w:bCs/>
+      <w:color w:themeColor="accent1" w:val="432CA1"/>
       <w:sz w:val="56"/>
       <w:szCs w:val="56"/>
-      <w:lang w:eastAsia="en-US"/>
+      <w:lang w:val="en-GB"/>
     </w:rPr>
   </w:style>
   <w:style w:styleId="Subtitle" w:type="paragraph">
@@ -2384,12 +2497,13 @@
       <w:autoSpaceDE w:val="0"/>
       <w:autoSpaceDN w:val="0"/>
       <w:adjustRightInd w:val="0"/>
-      <w:spacing w:after="0"/>
+      <w:spacing w:after="240" w:line="240" w:lineRule="auto"/>
+      <w:ind w:left="720"/>
+      <w:jc w:val="left"/>
     </w:pPr>
     <w:rPr>
       <w:rFonts w:cs="Arial" w:eastAsia="Arial"/>
-      <w:color w:val="BF3227"/>
-      <w:sz w:val="44"/>
+      <w:sz w:val="40"/>
       <w:szCs w:val="44"/>
       <w:lang w:val="en-GB"/>
     </w:rPr>
@@ -2405,6 +2519,8 @@
       <w:autoSpaceDN w:val="0"/>
       <w:adjustRightInd w:val="0"/>
       <w:spacing w:after="0" w:line="264" w:lineRule="auto"/>
+      <w:ind w:left="720"/>
+      <w:jc w:val="left"/>
     </w:pPr>
     <w:rPr>
       <w:rFonts w:cs="Arial" w:eastAsia="Arial"/>
@@ -2420,10 +2536,12 @@
     <w:name w:val="Date"/>
     <w:next w:val="BodyText"/>
     <w:qFormat/>
+    <w:rsid w:val="009A3276"/>
     <w:pPr>
       <w:keepNext/>
       <w:keepLines/>
-      <w:jc w:val="center"/>
+      <w:ind w:left="720"/>
+      <w:jc w:val="left"/>
     </w:pPr>
   </w:style>
   <w:style w:customStyle="1" w:styleId="Abstract" w:type="paragraph">
@@ -2464,6 +2582,16 @@
     <w:uiPriority w:val="9"/>
     <w:unhideWhenUsed/>
     <w:qFormat/>
+    <w:pPr>
+      <w:tabs>
+        <w:tab w:pos="851" w:val="left"/>
+      </w:tabs>
+      <w:spacing w:after="120" w:line="240" w:lineRule="auto"/>
+    </w:pPr>
+    <w:rPr>
+      <w:sz w:val="16"/>
+      <w:szCs w:val="20"/>
+    </w:rPr>
   </w:style>
   <w:style w:customStyle="1" w:styleId="Table" w:type="table">
     <w:name w:val="Table"/>
@@ -2474,11 +2602,11 @@
     <w:tblPr>
       <w:tblInd w:type="dxa" w:w="0"/>
       <w:tblBorders>
-        <w:top w:color="468AB2" w:space="0" w:sz="4" w:themeColor="accent1" w:val="single"/>
-        <w:left w:color="468AB2" w:space="0" w:sz="4" w:themeColor="accent1" w:val="single"/>
-        <w:bottom w:color="468AB2" w:space="0" w:sz="4" w:themeColor="accent1" w:val="single"/>
-        <w:right w:color="468AB2" w:space="0" w:sz="4" w:themeColor="accent1" w:val="single"/>
-        <w:insideH w:color="468AB2" w:space="0" w:sz="4" w:themeColor="accent1" w:val="single"/>
+        <w:top w:color="432CA1" w:space="0" w:sz="4" w:themeColor="accent1" w:val="single"/>
+        <w:left w:color="432CA1" w:space="0" w:sz="4" w:themeColor="accent1" w:val="single"/>
+        <w:bottom w:color="432CA1" w:space="0" w:sz="4" w:themeColor="accent1" w:val="single"/>
+        <w:right w:color="432CA1" w:space="0" w:sz="4" w:themeColor="accent1" w:val="single"/>
+        <w:insideH w:color="432CA1" w:space="0" w:sz="4" w:themeColor="accent1" w:val="single"/>
       </w:tblBorders>
       <w:tblCellMar>
         <w:top w:type="dxa" w:w="0"/>
@@ -2489,14 +2617,13 @@
     </w:tblPr>
     <w:tblStylePr w:type="firstRow">
       <w:rPr>
-        <w:rFonts w:ascii="Arial" w:hAnsi="Arial"/>
         <w:b/>
         <w:color w:themeColor="background1" w:val="FFFFFF"/>
         <w:sz w:val="22"/>
       </w:rPr>
       <w:tblPr/>
       <w:tcPr>
-        <w:shd w:color="auto" w:fill="468AB2" w:themeFill="accent1" w:val="clear"/>
+        <w:shd w:color="auto" w:fill="432CA1" w:themeFill="accent1" w:val="clear"/>
       </w:tcPr>
     </w:tblStylePr>
   </w:style>
@@ -2520,12 +2647,23 @@
   <w:style w:styleId="Caption" w:type="paragraph">
     <w:name w:val="caption"/>
     <w:basedOn w:val="Normal"/>
+    <w:next w:val="BodyText"/>
     <w:link w:val="CaptionChar"/>
+    <w:uiPriority w:val="35"/>
+    <w:qFormat/>
     <w:pPr>
-      <w:spacing w:after="120"/>
+      <w:tabs>
+        <w:tab w:pos="851" w:val="left"/>
+      </w:tabs>
+      <w:spacing w:after="240" w:before="120" w:line="288" w:lineRule="auto"/>
+      <w:jc w:val="left"/>
     </w:pPr>
     <w:rPr>
-      <w:i/>
+      <w:rFonts w:cs="Times New Roman" w:eastAsia="Times New Roman"/>
+      <w:bCs/>
+      <w:sz w:val="20"/>
+      <w:szCs w:val="20"/>
+      <w:lang w:eastAsia="de-DE" w:val="en-GB"/>
     </w:rPr>
   </w:style>
   <w:style w:customStyle="1" w:styleId="TableCaption" w:type="paragraph">
@@ -2580,7 +2718,8 @@
     <w:basedOn w:val="CaptionChar"/>
     <w:uiPriority w:val="99"/>
     <w:rPr>
-      <w:color w:themeColor="accent1" w:val="468AB2"/>
+      <w:color w:val="0000AA"/>
+      <w:u w:val="single"/>
     </w:rPr>
   </w:style>
   <w:style w:styleId="TOCHeading" w:type="paragraph">
@@ -2923,6 +3062,10 @@
     <w:unhideWhenUsed/>
     <w:rsid w:val="00F84E07"/>
     <w:pPr>
+      <w:tabs>
+        <w:tab w:pos="426" w:val="left"/>
+        <w:tab w:leader="dot" w:pos="9344" w:val="right"/>
+      </w:tabs>
       <w:spacing w:after="100"/>
     </w:pPr>
   </w:style>
@@ -2935,8 +3078,12 @@
     <w:unhideWhenUsed/>
     <w:rsid w:val="00F84E07"/>
     <w:pPr>
+      <w:tabs>
+        <w:tab w:pos="993" w:val="left"/>
+        <w:tab w:leader="dot" w:pos="9344" w:val="right"/>
+      </w:tabs>
       <w:spacing w:after="100"/>
-      <w:ind w:left="240"/>
+      <w:ind w:hanging="567" w:left="993"/>
     </w:pPr>
   </w:style>
   <w:style w:styleId="TOC3" w:type="paragraph">
@@ -2948,8 +3095,12 @@
     <w:unhideWhenUsed/>
     <w:rsid w:val="00F84E07"/>
     <w:pPr>
+      <w:tabs>
+        <w:tab w:pos="1560" w:val="left"/>
+        <w:tab w:leader="dot" w:pos="9344" w:val="right"/>
+      </w:tabs>
       <w:spacing w:after="100"/>
-      <w:ind w:left="480"/>
+      <w:ind w:hanging="709" w:left="1560"/>
     </w:pPr>
   </w:style>
   <w:style w:customStyle="1" w:styleId="Heading1Char" w:type="character">
@@ -2959,11 +3110,10 @@
     <w:uiPriority w:val="9"/>
     <w:rsid w:val="001B3A61"/>
     <w:rPr>
-      <w:rFonts w:ascii="Arial" w:cs="Arial" w:eastAsia="Times New Roman" w:hAnsi="Arial"/>
+      <w:rFonts w:cs="Arial" w:eastAsia="Times New Roman"/>
       <w:b/>
       <w:bCs/>
-      <w:caps/>
-      <w:color w:val="468AB2"/>
+      <w:color w:themeColor="accent1" w:val="432CA1"/>
       <w:kern w:val="32"/>
       <w:sz w:val="36"/>
       <w:szCs w:val="48"/>
@@ -2978,10 +3128,10 @@
     <w:rsid w:val="00655CCF"/>
     <w:pPr>
       <w:tabs>
-        <w:tab w:pos="4513" w:val="center"/>
-        <w:tab w:pos="9026" w:val="right"/>
+        <w:tab w:pos="4680" w:val="center"/>
+        <w:tab w:pos="9360" w:val="right"/>
       </w:tabs>
-      <w:spacing w:after="0"/>
+      <w:spacing w:after="0" w:line="240" w:lineRule="auto"/>
     </w:pPr>
   </w:style>
   <w:style w:customStyle="1" w:styleId="HeaderChar" w:type="character">
@@ -2998,10 +3148,10 @@
     <w:rsid w:val="00655CCF"/>
     <w:pPr>
       <w:tabs>
-        <w:tab w:pos="4513" w:val="center"/>
-        <w:tab w:pos="9026" w:val="right"/>
+        <w:tab w:pos="4680" w:val="center"/>
+        <w:tab w:pos="9360" w:val="right"/>
       </w:tabs>
-      <w:spacing w:after="0"/>
+      <w:spacing w:after="0" w:line="240" w:lineRule="auto"/>
     </w:pPr>
   </w:style>
   <w:style w:customStyle="1" w:styleId="FooterChar" w:type="character">
@@ -3025,7 +3175,7 @@
     <w:link w:val="BodyText"/>
     <w:rsid w:val="00FC2E65"/>
     <w:rPr>
-      <w:rFonts w:ascii="Arial" w:cs="Times New Roman" w:eastAsia="Arial" w:hAnsi="Arial"/>
+      <w:rFonts w:cs="Times New Roman" w:eastAsia="Arial"/>
       <w:color w:val="000000"/>
       <w:sz w:val="22"/>
       <w:szCs w:val="22"/>
@@ -3036,54 +3186,54 @@
 </file>
 
 <file path=word/theme/theme1.xml><?xml version="1.0" encoding="utf-8"?>
-<a:theme xmlns:a="http://schemas.openxmlformats.org/drawingml/2006/main" name="Office Theme">
+<a:theme xmlns:a="http://schemas.openxmlformats.org/drawingml/2006/main" name="SwissTPH2026">
   <a:themeElements>
-    <a:clrScheme name="Custom 2">
+    <a:clrScheme name="Swiss TPH 2026">
       <a:dk1>
-        <a:sysClr val="windowText" lastClr="000000"/>
+        <a:srgbClr val="000000"/>
       </a:dk1>
       <a:lt1>
-        <a:sysClr val="window" lastClr="FFFFFF"/>
+        <a:srgbClr val="FFFFFF"/>
       </a:lt1>
       <a:dk2>
-        <a:srgbClr val="BABCBE"/>
+        <a:srgbClr val="432CA1"/>
       </a:dk2>
       <a:lt2>
-        <a:srgbClr val="717073"/>
+        <a:srgbClr val="D3D2FE"/>
       </a:lt2>
       <a:accent1>
-        <a:srgbClr val="468AB2"/>
+        <a:srgbClr val="432CA1"/>
       </a:accent1>
       <a:accent2>
-        <a:srgbClr val="BF3227"/>
+        <a:srgbClr val="D3D2FE"/>
       </a:accent2>
       <a:accent3>
-        <a:srgbClr val="B5C751"/>
+        <a:srgbClr val="DDE24A"/>
       </a:accent3>
       <a:accent4>
-        <a:srgbClr val="EDCD64"/>
+        <a:srgbClr val="EA6674"/>
       </a:accent4>
       <a:accent5>
-        <a:srgbClr val="868686"/>
+        <a:srgbClr val="998CFE"/>
       </a:accent5>
       <a:accent6>
-        <a:srgbClr val="C5D3E5"/>
+        <a:srgbClr val="3A0176"/>
       </a:accent6>
       <a:hlink>
-        <a:srgbClr val="B2C654"/>
+        <a:srgbClr val="0000AA"/>
       </a:hlink>
       <a:folHlink>
-        <a:srgbClr val="EBD7A3"/>
+        <a:srgbClr val="658BEE"/>
       </a:folHlink>
     </a:clrScheme>
-    <a:fontScheme name="Office">
+    <a:fontScheme name="Office Theme">
       <a:majorFont>
-        <a:latin typeface="Calibri"/>
+        <a:latin typeface="Aptos Display" panose="02110004020202020204"/>
         <a:ea typeface=""/>
         <a:cs typeface=""/>
-        <a:font script="Jpan" typeface="ＭＳ ゴシック"/>
+        <a:font script="Jpan" typeface="游ゴシック Light"/>
         <a:font script="Hang" typeface="맑은 고딕"/>
-        <a:font script="Hans" typeface="宋体"/>
+        <a:font script="Hans" typeface="等线 Light"/>
         <a:font script="Hant" typeface="新細明體"/>
         <a:font script="Arab" typeface="Times New Roman"/>
         <a:font script="Hebr" typeface="Times New Roman"/>
@@ -3110,14 +3260,32 @@
         <a:font script="Mong" typeface="Mongolian Baiti"/>
         <a:font script="Viet" typeface="Times New Roman"/>
         <a:font script="Uigh" typeface="Microsoft Uighur"/>
+        <a:font script="Geor" typeface="Sylfaen"/>
+        <a:font script="Armn" typeface="Arial"/>
+        <a:font script="Bugi" typeface="Leelawadee UI"/>
+        <a:font script="Bopo" typeface="Microsoft JhengHei"/>
+        <a:font script="Java" typeface="Javanese Text"/>
+        <a:font script="Lisu" typeface="Segoe UI"/>
+        <a:font script="Mymr" typeface="Myanmar Text"/>
+        <a:font script="Nkoo" typeface="Ebrima"/>
+        <a:font script="Olck" typeface="Nirmala UI"/>
+        <a:font script="Osma" typeface="Ebrima"/>
+        <a:font script="Phag" typeface="Phagspa"/>
+        <a:font script="Syrn" typeface="Estrangelo Edessa"/>
+        <a:font script="Syrj" typeface="Estrangelo Edessa"/>
+        <a:font script="Syre" typeface="Estrangelo Edessa"/>
+        <a:font script="Sora" typeface="Nirmala UI"/>
+        <a:font script="Tale" typeface="Microsoft Tai Le"/>
+        <a:font script="Talu" typeface="Microsoft New Tai Lue"/>
+        <a:font script="Tfng" typeface="Ebrima"/>
       </a:majorFont>
       <a:minorFont>
-        <a:latin typeface="Cambria"/>
+        <a:latin typeface="Aptos" panose="02110004020202020204"/>
         <a:ea typeface=""/>
         <a:cs typeface=""/>
-        <a:font script="Jpan" typeface="ＭＳ 明朝"/>
+        <a:font script="Jpan" typeface="游ゴシック"/>
         <a:font script="Hang" typeface="맑은 고딕"/>
-        <a:font script="Hans" typeface="宋体"/>
+        <a:font script="Hans" typeface="等线"/>
         <a:font script="Hant" typeface="新細明體"/>
         <a:font script="Arab" typeface="Arial"/>
         <a:font script="Hebr" typeface="Arial"/>
@@ -3144,9 +3312,27 @@
         <a:font script="Mong" typeface="Mongolian Baiti"/>
         <a:font script="Viet" typeface="Arial"/>
         <a:font script="Uigh" typeface="Microsoft Uighur"/>
+        <a:font script="Geor" typeface="Sylfaen"/>
+        <a:font script="Armn" typeface="Arial"/>
+        <a:font script="Bugi" typeface="Leelawadee UI"/>
+        <a:font script="Bopo" typeface="Microsoft JhengHei"/>
+        <a:font script="Java" typeface="Javanese Text"/>
+        <a:font script="Lisu" typeface="Segoe UI"/>
+        <a:font script="Mymr" typeface="Myanmar Text"/>
+        <a:font script="Nkoo" typeface="Ebrima"/>
+        <a:font script="Olck" typeface="Nirmala UI"/>
+        <a:font script="Osma" typeface="Ebrima"/>
+        <a:font script="Phag" typeface="Phagspa"/>
+        <a:font script="Syrn" typeface="Estrangelo Edessa"/>
+        <a:font script="Syrj" typeface="Estrangelo Edessa"/>
+        <a:font script="Syre" typeface="Estrangelo Edessa"/>
+        <a:font script="Sora" typeface="Nirmala UI"/>
+        <a:font script="Tale" typeface="Microsoft Tai Le"/>
+        <a:font script="Talu" typeface="Microsoft New Tai Lue"/>
+        <a:font script="Tfng" typeface="Ebrima"/>
       </a:minorFont>
     </a:fontScheme>
-    <a:fmtScheme name="Office">
+    <a:fmtScheme name="Office Theme">
       <a:fillStyleLst>
         <a:solidFill>
           <a:schemeClr val="phClr"/>
@@ -3155,180 +3341,136 @@
           <a:gsLst>
             <a:gs pos="0">
               <a:schemeClr val="phClr">
-                <a:tint val="50000"/>
-                <a:satMod val="300000"/>
+                <a:lumMod val="110000"/>
+                <a:satMod val="105000"/>
+                <a:tint val="67000"/>
               </a:schemeClr>
             </a:gs>
-            <a:gs pos="35000">
+            <a:gs pos="50000">
               <a:schemeClr val="phClr">
-                <a:tint val="37000"/>
-                <a:satMod val="300000"/>
+                <a:lumMod val="105000"/>
+                <a:satMod val="103000"/>
+                <a:tint val="73000"/>
               </a:schemeClr>
             </a:gs>
             <a:gs pos="100000">
               <a:schemeClr val="phClr">
-                <a:tint val="15000"/>
-                <a:satMod val="350000"/>
+                <a:lumMod val="105000"/>
+                <a:satMod val="109000"/>
+                <a:tint val="81000"/>
               </a:schemeClr>
             </a:gs>
           </a:gsLst>
-          <a:lin ang="16200000" scaled="1"/>
+          <a:lin ang="5400000" scaled="0"/>
         </a:gradFill>
         <a:gradFill rotWithShape="1">
           <a:gsLst>
             <a:gs pos="0">
               <a:schemeClr val="phClr">
-                <a:tint val="100000"/>
+                <a:satMod val="103000"/>
+                <a:lumMod val="102000"/>
+                <a:tint val="94000"/>
+              </a:schemeClr>
+            </a:gs>
+            <a:gs pos="50000">
+              <a:schemeClr val="phClr">
+                <a:satMod val="110000"/>
+                <a:lumMod val="100000"/>
                 <a:shade val="100000"/>
-                <a:satMod val="130000"/>
               </a:schemeClr>
             </a:gs>
             <a:gs pos="100000">
               <a:schemeClr val="phClr">
-                <a:tint val="50000"/>
-                <a:shade val="100000"/>
-                <a:satMod val="350000"/>
+                <a:lumMod val="99000"/>
+                <a:satMod val="120000"/>
+                <a:shade val="78000"/>
               </a:schemeClr>
             </a:gs>
           </a:gsLst>
-          <a:lin ang="16200000" scaled="0"/>
+          <a:lin ang="5400000" scaled="0"/>
         </a:gradFill>
       </a:fillStyleLst>
       <a:lnStyleLst>
-        <a:ln w="9525" cap="flat" cmpd="sng" algn="ctr">
+        <a:ln w="12700" cap="flat" cmpd="sng" algn="ctr">
           <a:solidFill>
-            <a:schemeClr val="phClr">
-              <a:shade val="95000"/>
-              <a:satMod val="105000"/>
-            </a:schemeClr>
+            <a:schemeClr val="phClr"/>
           </a:solidFill>
           <a:prstDash val="solid"/>
+          <a:miter lim="800000"/>
+        </a:ln>
+        <a:ln w="19050" cap="flat" cmpd="sng" algn="ctr">
+          <a:solidFill>
+            <a:schemeClr val="phClr"/>
+          </a:solidFill>
+          <a:prstDash val="solid"/>
+          <a:miter lim="800000"/>
         </a:ln>
         <a:ln w="25400" cap="flat" cmpd="sng" algn="ctr">
           <a:solidFill>
             <a:schemeClr val="phClr"/>
           </a:solidFill>
           <a:prstDash val="solid"/>
-        </a:ln>
-        <a:ln w="38100" cap="flat" cmpd="sng" algn="ctr">
-          <a:solidFill>
-            <a:schemeClr val="phClr"/>
-          </a:solidFill>
-          <a:prstDash val="solid"/>
+          <a:miter lim="800000"/>
         </a:ln>
       </a:lnStyleLst>
       <a:effectStyleLst>
         <a:effectStyle>
+          <a:effectLst/>
+        </a:effectStyle>
+        <a:effectStyle>
+          <a:effectLst/>
+        </a:effectStyle>
+        <a:effectStyle>
           <a:effectLst>
-            <a:outerShdw blurRad="40000" dist="20000" dir="5400000" rotWithShape="0">
+            <a:outerShdw blurRad="57150" dist="19050" dir="5400000" algn="ctr" rotWithShape="0">
               <a:srgbClr val="000000">
-                <a:alpha val="38000"/>
+                <a:alpha val="63000"/>
               </a:srgbClr>
             </a:outerShdw>
           </a:effectLst>
-        </a:effectStyle>
-        <a:effectStyle>
-          <a:effectLst>
-            <a:outerShdw blurRad="40000" dist="23000" dir="5400000" rotWithShape="0">
-              <a:srgbClr val="000000">
-                <a:alpha val="35000"/>
-              </a:srgbClr>
-            </a:outerShdw>
-          </a:effectLst>
-        </a:effectStyle>
-        <a:effectStyle>
-          <a:effectLst>
-            <a:outerShdw blurRad="40000" dist="23000" dir="5400000" rotWithShape="0">
-              <a:srgbClr val="000000">
-                <a:alpha val="35000"/>
-              </a:srgbClr>
-            </a:outerShdw>
-          </a:effectLst>
-          <a:scene3d>
-            <a:camera prst="orthographicFront">
-              <a:rot lat="0" lon="0" rev="0"/>
-            </a:camera>
-            <a:lightRig rig="threePt" dir="t">
-              <a:rot lat="0" lon="0" rev="1200000"/>
-            </a:lightRig>
-          </a:scene3d>
-          <a:sp3d>
-            <a:bevelT w="63500" h="25400"/>
-          </a:sp3d>
         </a:effectStyle>
       </a:effectStyleLst>
       <a:bgFillStyleLst>
         <a:solidFill>
           <a:schemeClr val="phClr"/>
         </a:solidFill>
+        <a:solidFill>
+          <a:schemeClr val="phClr">
+            <a:tint val="95000"/>
+            <a:satMod val="170000"/>
+          </a:schemeClr>
+        </a:solidFill>
         <a:gradFill rotWithShape="1">
           <a:gsLst>
             <a:gs pos="0">
               <a:schemeClr val="phClr">
-                <a:tint val="40000"/>
-                <a:satMod val="350000"/>
+                <a:tint val="93000"/>
+                <a:satMod val="150000"/>
+                <a:shade val="98000"/>
+                <a:lumMod val="102000"/>
               </a:schemeClr>
             </a:gs>
-            <a:gs pos="40000">
+            <a:gs pos="50000">
               <a:schemeClr val="phClr">
-                <a:tint val="45000"/>
-                <a:shade val="99000"/>
-                <a:satMod val="350000"/>
+                <a:tint val="98000"/>
+                <a:satMod val="130000"/>
+                <a:shade val="90000"/>
+                <a:lumMod val="103000"/>
               </a:schemeClr>
             </a:gs>
             <a:gs pos="100000">
               <a:schemeClr val="phClr">
-                <a:shade val="20000"/>
-                <a:satMod val="255000"/>
+                <a:shade val="63000"/>
+                <a:satMod val="120000"/>
               </a:schemeClr>
             </a:gs>
           </a:gsLst>
-          <a:path path="circle">
-            <a:fillToRect l="50000" t="-80000" r="50000" b="180000"/>
-          </a:path>
-        </a:gradFill>
-        <a:gradFill rotWithShape="1">
-          <a:gsLst>
-            <a:gs pos="0">
-              <a:schemeClr val="phClr">
-                <a:tint val="80000"/>
-                <a:satMod val="300000"/>
-              </a:schemeClr>
-            </a:gs>
-            <a:gs pos="100000">
-              <a:schemeClr val="phClr">
-                <a:shade val="30000"/>
-                <a:satMod val="200000"/>
-              </a:schemeClr>
-            </a:gs>
-          </a:gsLst>
-          <a:path path="circle">
-            <a:fillToRect l="50000" t="50000" r="50000" b="50000"/>
-          </a:path>
+          <a:lin ang="5400000" scaled="0"/>
         </a:gradFill>
       </a:bgFillStyleLst>
     </a:fmtScheme>
   </a:themeElements>
   <a:objectDefaults>
-    <a:spDef>
-      <a:spPr/>
-      <a:bodyPr/>
-      <a:lstStyle/>
-      <a:style>
-        <a:lnRef idx="1">
-          <a:schemeClr val="accent1"/>
-        </a:lnRef>
-        <a:fillRef idx="3">
-          <a:schemeClr val="accent1"/>
-        </a:fillRef>
-        <a:effectRef idx="2">
-          <a:schemeClr val="accent1"/>
-        </a:effectRef>
-        <a:fontRef idx="minor">
-          <a:schemeClr val="lt1"/>
-        </a:fontRef>
-      </a:style>
-    </a:spDef>
     <a:lnDef>
       <a:spPr/>
       <a:bodyPr/>
@@ -3350,5 +3492,10 @@
     </a:lnDef>
   </a:objectDefaults>
   <a:extraClrSchemeLst/>
+  <a:extLst>
+    <a:ext uri="{05A4C25C-085E-4340-85A3-A5531E510DB2}">
+      <thm15:themeFamily xmlns:thm15="http://schemas.microsoft.com/office/thememl/2012/main" name="SwissTPH2026" id="{6D86E50D-711F-4B27-A78D-B3FD741B0BDA}" vid="{8CA5F14A-8F3A-4D41-B9D1-2DED81EA7DCA}"/>
+    </a:ext>
+  </a:extLst>
 </a:theme>
 </file>
--- a/inst/quarto/word_report_demo.docx
+++ b/inst/quarto/word_report_demo.docx
@@ -49,7 +49,7 @@
         <w:pStyle w:val="Date"/>
       </w:pPr>
       <w:r>
-        <w:t xml:space="preserve">2026-06-11</w:t>
+        <w:t xml:space="preserve">2026-06-12</w:t>
       </w:r>
     </w:p>
     <w:p>

--- a/inst/quarto/word_report_demo.docx
+++ b/inst/quarto/word_report_demo.docx
@@ -49,7 +49,7 @@
         <w:pStyle w:val="Date"/>
       </w:pPr>
       <w:r>
-        <w:t xml:space="preserve">2026-06-12</w:t>
+        <w:t xml:space="preserve">2026-06-15</w:t>
       </w:r>
     </w:p>
     <w:p>
